--- a/portal/public/downloads/PRINT-CHECKLIST-v5-PUBLIC-KIT.docx
+++ b/portal/public/downloads/PRINT-CHECKLIST-v5-PUBLIC-KIT.docx
@@ -615,7 +615,7 @@
           <w:color w:val="173428"/>
           <w:sz w:val="19"/>
         </w:rPr>
-        <w:t>[  ]  All printed versions say public kit v1.1.0.</w:t>
+        <w:t>[  ]  All printed versions say public kit v1.2.0.</w:t>
       </w:r>
     </w:p>
     <w:p>
@@ -784,7 +784,7 @@
           <w:color w:val="173428"/>
           <w:sz w:val="19"/>
         </w:rPr>
-        <w:t>[  ]  Deck v11 and its speaker notes open.</w:t>
+        <w:t>[  ]  Deck v12 and its speaker notes open.</w:t>
       </w:r>
     </w:p>
     <w:p>
@@ -801,7 +801,7 @@
           <w:color w:val="173428"/>
           <w:sz w:val="19"/>
         </w:rPr>
-        <w:t>[  ]  Advanced deck v3 is closed until the optional clinic.</w:t>
+        <w:t>[  ]  Advanced deck v4 is closed until the optional clinic.</w:t>
       </w:r>
     </w:p>
     <w:p>
@@ -818,7 +818,7 @@
           <w:color w:val="173428"/>
           <w:sz w:val="19"/>
         </w:rPr>
-        <w:t>[  ]  The checked public v1.1.0 kit and an offline copy are available.</w:t>
+        <w:t>[  ]  The checked public v1.2.0 kit and an offline copy are available.</w:t>
       </w:r>
     </w:p>
     <w:p>
@@ -1002,7 +1002,7 @@
         <w:color w:val="5D7469"/>
         <w:sz w:val="16"/>
       </w:rPr>
-      <w:t>Facilitator-held  ·  v1.1.0</w:t>
+      <w:t>Facilitator-held  ·  v1.2.0</w:t>
     </w:r>
   </w:p>
 </w:ftr>
